--- a/MyDocumentConverterMultiOSV10/samples/output/data/native/docx.docx
+++ b/MyDocumentConverterMultiOSV10/samples/output/data/native/docx.docx
@@ -114,7 +114,7 @@
       <w:r>
         <w:t xml:space="preserve">, 그리고 </w:t>
       </w:r>
-      <w:hyperlink w:history="1" r:id="rId3i8xiqtsgennjg67ag_rq">
+      <w:hyperlink w:history="1" r:id="rIdxbgtpsise3w3xyr3_2ta3">
         <w:r>
           <w:rPr>
             <w:rStyle w:val="Hyperlink"/>
@@ -768,7 +768,7 @@
       <w:r>
         <w:t xml:space="preserve"> 자동 링크 </w:t>
       </w:r>
-      <w:hyperlink w:history="1" r:id="rId6jcrmhdpfwzkd4tsq95p8">
+      <w:hyperlink w:history="1" r:id="rIdnyta4whxyg6q1-uf0vzzq">
         <w:r>
           <w:rPr>
             <w:rStyle w:val="Hyperlink"/>
@@ -779,7 +779,7 @@
       <w:r>
         <w:t xml:space="preserve"> 와 </w:t>
       </w:r>
-      <w:hyperlink w:history="1" r:id="rIdv7z1wtm-sahha08l67e0n">
+      <w:hyperlink w:history="1" r:id="rIdjjgv8djktbamgdu1uopga">
         <w:r>
           <w:rPr>
             <w:rStyle w:val="Hyperlink"/>
